--- a/Sprint20260921-20261002/HERO-69340_20261008_112534.docx
+++ b/Sprint20260921-20261002/HERO-69340_20261008_112534.docx
@@ -16,6 +16,21 @@
           <w:u w:val="none"/>
         </w:rPr>
         <w:t>HERO-69340 Test Report</w:t>
+      </w:r>
+    </w:p>
+    <w:p>
+      <w:pPr>
+        <w:spacing w:before="0" w:after="80"/>
+      </w:pPr>
+      <w:r>
+        <w:rPr>
+          <w:rFonts w:ascii="Arial" w:hAnsi="Arial" w:eastAsia="Arial" w:cs="Arial"/>
+          <w:b w:val="0"/>
+          <w:color w:val="000000"/>
+          <w:sz w:val="20"/>
+          <w:u w:val="none"/>
+        </w:rPr>
+        <w:t>&gt; Font: Arial for the entire document. L1: 16pt bold center; L2: 13pt bold underlined; L3: 12pt bold blue (#001eff); L4: 11pt bold blue (#001eff); body: 10pt. Language: English.</w:t>
       </w:r>
     </w:p>
     <w:p>
@@ -45,22 +60,7 @@
           <w:sz w:val="24"/>
           <w:u w:val="none"/>
         </w:rPr>
-        <w:t>F1.POS Client (Windows) Version Description Reference Update</w:t>
-      </w:r>
-    </w:p>
-    <w:p>
-      <w:pPr>
-        <w:spacing w:before="120" w:after="60"/>
-      </w:pPr>
-      <w:r>
-        <w:rPr>
-          <w:rFonts w:ascii="Arial" w:hAnsi="Arial" w:eastAsia="Arial" w:cs="Arial"/>
-          <w:b/>
-          <w:color w:val="001EFF"/>
-          <w:sz w:val="22"/>
-          <w:u w:val="none"/>
-        </w:rPr>
-        <w:t>F1.1.Verify POS Client (Windows) Version Description Is Updated For Internal Reference</w:t>
+        <w:t>F1. Verify Updated POS Version Description on the Windows POS Client</w:t>
       </w:r>
     </w:p>
     <w:p>
@@ -91,7 +91,7 @@
           <w:sz w:val="20"/>
           <w:u w:val="none"/>
         </w:rPr>
-        <w:t>1. The fixed POS Client (Windows) build is deployed on a Workstation running Windows 11 Enterprise</w:t>
+        <w:t>1. The POS Client (Windows) has been updated to the build containing the regular POS version description update.</w:t>
       </w:r>
     </w:p>
     <w:p>
@@ -107,7 +107,7 @@
           <w:sz w:val="20"/>
           <w:u w:val="none"/>
         </w:rPr>
-        <w:t>2. The POS Client (Windows) is able to start and connect to the local server (Cloud / Local / Wired network)</w:t>
+        <w:t>2. A Workstation (Windows 11 Enterprise) is available and the client is installed.</w:t>
       </w:r>
     </w:p>
     <w:p>
@@ -123,7 +123,7 @@
           <w:sz w:val="20"/>
           <w:u w:val="none"/>
         </w:rPr>
-        <w:t>3. Test environment: Local test environment with the fixed build installed</w:t>
+        <w:t>3. The user is able to log in to the POS client.</w:t>
       </w:r>
     </w:p>
     <w:p>
@@ -154,7 +154,7 @@
           <w:sz w:val="20"/>
           <w:u w:val="none"/>
         </w:rPr>
-        <w:t>1. Launch the POS Client (Windows) on the Workstation and log in with a valid operator account</w:t>
+        <w:t>1. Launch the POS Client (Windows).</w:t>
       </w:r>
     </w:p>
     <w:p>
@@ -170,7 +170,7 @@
           <w:sz w:val="20"/>
           <w:u w:val="none"/>
         </w:rPr>
-        <w:t>2. Open the POS client "About" / version info screen (or any reference location that displays the POS client version description)</w:t>
+        <w:t>2. Open the client version information area for development team internal reference.</w:t>
       </w:r>
     </w:p>
     <w:p>
@@ -186,23 +186,7 @@
           <w:sz w:val="20"/>
           <w:u w:val="none"/>
         </w:rPr>
-        <w:t>3. Verify the POS client version description string is updated to the new value for dev team internal reference</w:t>
-      </w:r>
-    </w:p>
-    <w:p>
-      <w:pPr>
-        <w:spacing w:before="0" w:after="40"/>
-        <w:ind w:left="360" w:hanging="240"/>
-      </w:pPr>
-      <w:r>
-        <w:rPr>
-          <w:rFonts w:ascii="Arial" w:hAnsi="Arial" w:eastAsia="Arial" w:cs="Arial"/>
-          <w:b w:val="0"/>
-          <w:color w:val="000000"/>
-          <w:sz w:val="20"/>
-          <w:u w:val="none"/>
-        </w:rPr>
-        <w:t>4. Compare the displayed version description with the expected reference value defined for this release</w:t>
+        <w:t>3. Check the displayed POS version description.</w:t>
       </w:r>
     </w:p>
     <w:p>
@@ -233,7 +217,7 @@
           <w:sz w:val="20"/>
           <w:u w:val="none"/>
         </w:rPr>
-        <w:t>1. The POS Client (Windows) launches and logs in successfully on the Workstation</w:t>
+        <w:t>1. The POS version information page opens normally on the Windows client.</w:t>
       </w:r>
     </w:p>
     <w:p>
@@ -249,7 +233,7 @@
           <w:sz w:val="20"/>
           <w:u w:val="none"/>
         </w:rPr>
-        <w:t>2. The POS client version description displayed on the "About" / version info screen matches the expected updated reference value for the current release</w:t>
+        <w:t>2. The displayed POS version description is the updated reference content for this build.</w:t>
       </w:r>
     </w:p>
     <w:p>
@@ -265,22 +249,22 @@
           <w:sz w:val="20"/>
           <w:u w:val="none"/>
         </w:rPr>
-        <w:t>3. The updated version description is shown consistently on Workstation devices (Windows 11 Enterprise)</w:t>
+        <w:t>3. The version information is shown completely and clearly without truncation or garbled text.</w:t>
       </w:r>
     </w:p>
     <w:p>
       <w:pPr>
-        <w:spacing w:before="120" w:after="60"/>
+        <w:spacing w:before="160" w:after="80"/>
       </w:pPr>
       <w:r>
         <w:rPr>
           <w:rFonts w:ascii="Arial" w:hAnsi="Arial" w:eastAsia="Arial" w:cs="Arial"/>
           <w:b/>
           <w:color w:val="001EFF"/>
-          <w:sz w:val="22"/>
+          <w:sz w:val="24"/>
           <w:u w:val="none"/>
         </w:rPr>
-        <w:t>F1.2.Verify POS Client Version Is Reported Correctly On HQ Station Reports</w:t>
+        <w:t>F2. Verify POS Client Version Reflected in Workstation Summary Reports</w:t>
       </w:r>
     </w:p>
     <w:p>
@@ -311,7 +295,7 @@
           <w:sz w:val="20"/>
           <w:u w:val="none"/>
         </w:rPr>
-        <w:t>1. The fixed POS Client (Windows) build is deployed on a Workstation and connected to the LS</w:t>
+        <w:t>1. The updated POS Client (Windows) has connected and synchronized with the local server.</w:t>
       </w:r>
     </w:p>
     <w:p>
@@ -327,7 +311,7 @@
           <w:sz w:val="20"/>
           <w:u w:val="none"/>
         </w:rPr>
-        <w:t>2. The LS and HQ environment are connected (Cloud / Local network)</w:t>
+        <w:t>2. The Windows device is registered as a station in the system.</w:t>
       </w:r>
     </w:p>
     <w:p>
@@ -343,23 +327,7 @@
           <w:sz w:val="20"/>
           <w:u w:val="none"/>
         </w:rPr>
-        <w:t>3. The launcher is running on the LS so the periodic device info sync (including POS client version) from LS to HQ is active</w:t>
-      </w:r>
-    </w:p>
-    <w:p>
-      <w:pPr>
-        <w:spacing w:before="0" w:after="40"/>
-        <w:ind w:left="360" w:hanging="240"/>
-      </w:pPr>
-      <w:r>
-        <w:rPr>
-          <w:rFonts w:ascii="Arial" w:hAnsi="Arial" w:eastAsia="Arial" w:cs="Arial"/>
-          <w:b w:val="0"/>
-          <w:color w:val="000000"/>
-          <w:sz w:val="20"/>
-          <w:u w:val="none"/>
-        </w:rPr>
-        <w:t>4. Test environment: Local / HQ test environment</w:t>
+        <w:t>3. Access to the Summary of Workstations Report by Shop and Summary of Workstations Report by Merchant is available.</w:t>
       </w:r>
     </w:p>
     <w:p>
@@ -390,7 +358,7 @@
           <w:sz w:val="20"/>
           <w:u w:val="none"/>
         </w:rPr>
-        <w:t>1. Launch the POS Client (Windows) on the Workstation and log in</w:t>
+        <w:t>1. Run the Summary of Workstations Report by Shop.</w:t>
       </w:r>
     </w:p>
     <w:p>
@@ -406,7 +374,7 @@
           <w:sz w:val="20"/>
           <w:u w:val="none"/>
         </w:rPr>
-        <w:t>2. Allow the launcher to run on the LS and wait for the periodic device info sync cycle</w:t>
+        <w:t>2. Locate the record of the updated Windows station and check the POS Client Version field.</w:t>
       </w:r>
     </w:p>
     <w:p>
@@ -422,55 +390,7 @@
           <w:sz w:val="20"/>
           <w:u w:val="none"/>
         </w:rPr>
-        <w:t>3. Open the HQ Summary of Workstations Report by Shop (POS0280) and locate the row for the Workstation</w:t>
-      </w:r>
-    </w:p>
-    <w:p>
-      <w:pPr>
-        <w:spacing w:before="0" w:after="40"/>
-        <w:ind w:left="360" w:hanging="240"/>
-      </w:pPr>
-      <w:r>
-        <w:rPr>
-          <w:rFonts w:ascii="Arial" w:hAnsi="Arial" w:eastAsia="Arial" w:cs="Arial"/>
-          <w:b w:val="0"/>
-          <w:color w:val="000000"/>
-          <w:sz w:val="20"/>
-          <w:u w:val="none"/>
-        </w:rPr>
-        <w:t>4. Verify the "POS Client Version" column shows the updated POS client version description for the Workstation</w:t>
-      </w:r>
-    </w:p>
-    <w:p>
-      <w:pPr>
-        <w:spacing w:before="0" w:after="40"/>
-        <w:ind w:left="360" w:hanging="240"/>
-      </w:pPr>
-      <w:r>
-        <w:rPr>
-          <w:rFonts w:ascii="Arial" w:hAnsi="Arial" w:eastAsia="Arial" w:cs="Arial"/>
-          <w:b w:val="0"/>
-          <w:color w:val="000000"/>
-          <w:sz w:val="20"/>
-          <w:u w:val="none"/>
-        </w:rPr>
-        <w:t>5. Repeat the verification on the Summary of Workstations Report by Merchant (POS0258) for cross-validation</w:t>
-      </w:r>
-    </w:p>
-    <w:p>
-      <w:pPr>
-        <w:spacing w:before="0" w:after="40"/>
-        <w:ind w:left="360" w:hanging="240"/>
-      </w:pPr>
-      <w:r>
-        <w:rPr>
-          <w:rFonts w:ascii="Arial" w:hAnsi="Arial" w:eastAsia="Arial" w:cs="Arial"/>
-          <w:b w:val="0"/>
-          <w:color w:val="000000"/>
-          <w:sz w:val="20"/>
-          <w:u w:val="none"/>
-        </w:rPr>
-        <w:t>6. Confirm the workstation device info fields (Windows machine name, OS version, OS UDID, IPv4, IPv6, last connect date / time) are also synced and shown correctly</w:t>
+        <w:t>3. Run the Summary of Workstations Report by Merchant and check the same field.</w:t>
       </w:r>
     </w:p>
     <w:p>
@@ -501,7 +421,7 @@
           <w:sz w:val="20"/>
           <w:u w:val="none"/>
         </w:rPr>
-        <w:t>1. The POS Client (Windows) version description is uploaded to HQ via the periodic device info sync</w:t>
+        <w:t>1. The POS Client Version field for the Windows station displays the version of the updated client.</w:t>
       </w:r>
     </w:p>
     <w:p>
@@ -517,7 +437,7 @@
           <w:sz w:val="20"/>
           <w:u w:val="none"/>
         </w:rPr>
-        <w:t>2. The HQ Summary of Workstations Report by Shop (POS0280) shows the updated POS client version description in the "POS Client Version" column for the Workstation</w:t>
+        <w:t>2. The version value shown in both workstation summary reports is consistent with the version information displayed on the Windows client.</w:t>
       </w:r>
     </w:p>
     <w:p>
@@ -533,23 +453,7 @@
           <w:sz w:val="20"/>
           <w:u w:val="none"/>
         </w:rPr>
-        <w:t>3. The Summary of Workstations Report by Merchant (POS0258) shows the same updated POS client version description, confirming consistent reporting across station reports</w:t>
-      </w:r>
-    </w:p>
-    <w:p>
-      <w:pPr>
-        <w:spacing w:before="0" w:after="40"/>
-        <w:ind w:left="360" w:hanging="240"/>
-      </w:pPr>
-      <w:r>
-        <w:rPr>
-          <w:rFonts w:ascii="Arial" w:hAnsi="Arial" w:eastAsia="Arial" w:cs="Arial"/>
-          <w:b w:val="0"/>
-          <w:color w:val="000000"/>
-          <w:sz w:val="20"/>
-          <w:u w:val="none"/>
-        </w:rPr>
-        <w:t>4. The workstation device info fields (Windows machine name, OS version, OS UDID, IPv4, IPv6, last connect date / time) are synced and displayed correctly on HQ station reports</w:t>
+        <w:t>3. The station record and other device information remain correct after the version update.</w:t>
       </w:r>
     </w:p>
     <w:p>
@@ -564,22 +468,7 @@
           <w:sz w:val="24"/>
           <w:u w:val="none"/>
         </w:rPr>
-        <w:t>F2.Regression — POS Client (Windows) Functional Flows After Version Description Update</w:t>
-      </w:r>
-    </w:p>
-    <w:p>
-      <w:pPr>
-        <w:spacing w:before="120" w:after="60"/>
-      </w:pPr>
-      <w:r>
-        <w:rPr>
-          <w:rFonts w:ascii="Arial" w:hAnsi="Arial" w:eastAsia="Arial" w:cs="Arial"/>
-          <w:b/>
-          <w:color w:val="001EFF"/>
-          <w:sz w:val="22"/>
-          <w:u w:val="none"/>
-        </w:rPr>
-        <w:t>F2.1.Verify Standard POS Operations Are Preserved After The Version Description Update</w:t>
+        <w:t>F3. Verify Normal POS Operations after the Version Update on Windows</w:t>
       </w:r>
     </w:p>
     <w:p>
@@ -610,7 +499,7 @@
           <w:sz w:val="20"/>
           <w:u w:val="none"/>
         </w:rPr>
-        <w:t>1. The fixed POS Client (Windows) build is deployed on a Workstation</w:t>
+        <w:t>1. The updated POS Client (Windows) is installed and logged in.</w:t>
       </w:r>
     </w:p>
     <w:p>
@@ -626,23 +515,7 @@
           <w:sz w:val="20"/>
           <w:u w:val="none"/>
         </w:rPr>
-        <w:t>2. A valid operator account and an outlet with menu / item / payment setup are available</w:t>
-      </w:r>
-    </w:p>
-    <w:p>
-      <w:pPr>
-        <w:spacing w:before="0" w:after="40"/>
-        <w:ind w:left="360" w:hanging="240"/>
-      </w:pPr>
-      <w:r>
-        <w:rPr>
-          <w:rFonts w:ascii="Arial" w:hAnsi="Arial" w:eastAsia="Arial" w:cs="Arial"/>
-          <w:b w:val="0"/>
-          <w:color w:val="000000"/>
-          <w:sz w:val="20"/>
-          <w:u w:val="none"/>
-        </w:rPr>
-        <w:t>3. Test environment: Local test environment</w:t>
+        <w:t>2. The Workstation is connected to the local server.</w:t>
       </w:r>
     </w:p>
     <w:p>
@@ -673,7 +546,7 @@
           <w:sz w:val="20"/>
           <w:u w:val="none"/>
         </w:rPr>
-        <w:t>1. Launch the POS Client (Windows) and log in</w:t>
+        <w:t>1. Open a check and order items.</w:t>
       </w:r>
     </w:p>
     <w:p>
@@ -689,7 +562,7 @@
           <w:sz w:val="20"/>
           <w:u w:val="none"/>
         </w:rPr>
-        <w:t>2. Perform a sequence of standard POS operations (open outlet, daily start, open check, order items, apply payment, close check, daily close)</w:t>
+        <w:t>2. Settle the check with a payment.</w:t>
       </w:r>
     </w:p>
     <w:p>
@@ -705,23 +578,7 @@
           <w:sz w:val="20"/>
           <w:u w:val="none"/>
         </w:rPr>
-        <w:t>3. Trigger printing of standard reports and verify the print jobs are not impacted by the version description update</w:t>
-      </w:r>
-    </w:p>
-    <w:p>
-      <w:pPr>
-        <w:spacing w:before="0" w:after="40"/>
-        <w:ind w:left="360" w:hanging="240"/>
-      </w:pPr>
-      <w:r>
-        <w:rPr>
-          <w:rFonts w:ascii="Arial" w:hAnsi="Arial" w:eastAsia="Arial" w:cs="Arial"/>
-          <w:b w:val="0"/>
-          <w:color w:val="000000"/>
-          <w:sz w:val="20"/>
-          <w:u w:val="none"/>
-        </w:rPr>
-        <w:t>4. Inspect the POS client and LS logs for any errors related to the version description update</w:t>
+        <w:t>3. Log out and log back in to the client.</w:t>
       </w:r>
     </w:p>
     <w:p>
@@ -752,7 +609,7 @@
           <w:sz w:val="20"/>
           <w:u w:val="none"/>
         </w:rPr>
-        <w:t>1. All standard POS operations (open outlet, daily start, open check, order items, apply payment, close check, daily close) complete successfully on the POS Client (Windows)</w:t>
+        <w:t>1. Ordering and payment operations complete normally on the updated Windows client.</w:t>
       </w:r>
     </w:p>
     <w:p>
@@ -768,7 +625,7 @@
           <w:sz w:val="20"/>
           <w:u w:val="none"/>
         </w:rPr>
-        <w:t>2. Standard report print jobs complete without impact from the version description update</w:t>
+        <w:t>2. No error related to the version description update occurs during operation.</w:t>
       </w:r>
     </w:p>
     <w:p>
@@ -784,164 +641,7 @@
           <w:sz w:val="20"/>
           <w:u w:val="none"/>
         </w:rPr>
-        <w:t>3. No errors related to the version description update are observed in the POS client or LS logs</w:t>
-      </w:r>
-    </w:p>
-    <w:p>
-      <w:pPr>
-        <w:spacing w:before="0" w:after="40"/>
-        <w:ind w:left="360" w:hanging="240"/>
-      </w:pPr>
-      <w:r>
-        <w:rPr>
-          <w:rFonts w:ascii="Arial" w:hAnsi="Arial" w:eastAsia="Arial" w:cs="Arial"/>
-          <w:b w:val="0"/>
-          <w:color w:val="000000"/>
-          <w:sz w:val="20"/>
-          <w:u w:val="none"/>
-        </w:rPr>
-        <w:t>4. The version description update does not impact existing POS Client (Windows) functional flows</w:t>
-      </w:r>
-    </w:p>
-    <w:p>
-      <w:pPr>
-        <w:spacing w:before="200" w:after="120"/>
-      </w:pPr>
-      <w:r>
-        <w:rPr>
-          <w:rFonts w:ascii="Arial" w:hAnsi="Arial" w:eastAsia="Arial" w:cs="Arial"/>
-          <w:b/>
-          <w:color w:val="000000"/>
-          <w:sz w:val="26"/>
-          <w:u w:val="single"/>
-        </w:rPr>
-        <w:t>Test Environment Information</w:t>
-      </w:r>
-    </w:p>
-    <w:p>
-      <w:pPr>
-        <w:spacing w:before="0" w:after="40"/>
-        <w:ind w:left="360" w:hanging="240"/>
-      </w:pPr>
-      <w:r>
-        <w:rPr>
-          <w:rFonts w:ascii="Arial" w:hAnsi="Arial" w:eastAsia="Arial" w:cs="Arial"/>
-          <w:b w:val="0"/>
-          <w:color w:val="000000"/>
-          <w:sz w:val="20"/>
-          <w:u w:val="none"/>
-        </w:rPr>
-        <w:t>• Local test environment</w:t>
-      </w:r>
-    </w:p>
-    <w:p>
-      <w:pPr>
-        <w:spacing w:before="0" w:after="40"/>
-        <w:ind w:left="360" w:hanging="240"/>
-      </w:pPr>
-      <w:r>
-        <w:rPr>
-          <w:rFonts w:ascii="Arial" w:hAnsi="Arial" w:eastAsia="Arial" w:cs="Arial"/>
-          <w:b w:val="0"/>
-          <w:color w:val="000000"/>
-          <w:sz w:val="20"/>
-          <w:u w:val="none"/>
-        </w:rPr>
-        <w:t>• HQ test environment</w:t>
-      </w:r>
-    </w:p>
-    <w:p>
-      <w:pPr>
-        <w:spacing w:before="200" w:after="120"/>
-      </w:pPr>
-      <w:r>
-        <w:rPr>
-          <w:rFonts w:ascii="Arial" w:hAnsi="Arial" w:eastAsia="Arial" w:cs="Arial"/>
-          <w:b/>
-          <w:color w:val="000000"/>
-          <w:sz w:val="26"/>
-          <w:u w:val="single"/>
-        </w:rPr>
-        <w:t>Appendix</w:t>
-      </w:r>
-    </w:p>
-    <w:p>
-      <w:pPr>
-        <w:spacing w:before="0" w:after="80"/>
-      </w:pPr>
-      <w:r>
-        <w:rPr>
-          <w:rFonts w:ascii="Arial" w:hAnsi="Arial" w:eastAsia="Arial" w:cs="Arial"/>
-          <w:b/>
-          <w:color w:val="000000"/>
-          <w:sz w:val="20"/>
-          <w:u w:val="none"/>
-        </w:rPr>
-        <w:t>JIRA Acceptance Criteria (HERO-69340):</w:t>
-      </w:r>
-    </w:p>
-    <w:p>
-      <w:pPr>
-        <w:spacing w:before="0" w:after="40"/>
-        <w:ind w:left="360" w:hanging="240"/>
-      </w:pPr>
-      <w:r>
-        <w:rPr>
-          <w:rFonts w:ascii="Arial" w:hAnsi="Arial" w:eastAsia="Arial" w:cs="Arial"/>
-          <w:b w:val="0"/>
-          <w:color w:val="000000"/>
-          <w:sz w:val="20"/>
-          <w:u w:val="none"/>
-        </w:rPr>
-        <w:t>• POS version information for dev team internal reference regular update.</w:t>
-      </w:r>
-    </w:p>
-    <w:p>
-      <w:pPr>
-        <w:spacing w:before="0" w:after="40"/>
-        <w:ind w:left="360" w:hanging="240"/>
-      </w:pPr>
-      <w:r>
-        <w:rPr>
-          <w:rFonts w:ascii="Arial" w:hAnsi="Arial" w:eastAsia="Arial" w:cs="Arial"/>
-          <w:b w:val="0"/>
-          <w:color w:val="000000"/>
-          <w:sz w:val="20"/>
-          <w:u w:val="none"/>
-        </w:rPr>
-        <w:t>• The POS Client (Windows) version description must be updated to the new reference value and displayed consistently on the "About" / version info screen.</w:t>
-      </w:r>
-    </w:p>
-    <w:p>
-      <w:pPr>
-        <w:spacing w:before="0" w:after="40"/>
-        <w:ind w:left="360" w:hanging="240"/>
-      </w:pPr>
-      <w:r>
-        <w:rPr>
-          <w:rFonts w:ascii="Arial" w:hAnsi="Arial" w:eastAsia="Arial" w:cs="Arial"/>
-          <w:b w:val="0"/>
-          <w:color w:val="000000"/>
-          <w:sz w:val="20"/>
-          <w:u w:val="none"/>
-        </w:rPr>
-        <w:t>• The updated POS client version description must be reported correctly on HQ station reports (POS0280, POS0258) after the periodic device info sync.</w:t>
-      </w:r>
-    </w:p>
-    <w:p>
-      <w:pPr>
-        <w:spacing w:before="0" w:after="40"/>
-        <w:ind w:left="360" w:hanging="240"/>
-      </w:pPr>
-      <w:r>
-        <w:rPr>
-          <w:rFonts w:ascii="Arial" w:hAnsi="Arial" w:eastAsia="Arial" w:cs="Arial"/>
-          <w:b w:val="0"/>
-          <w:color w:val="000000"/>
-          <w:sz w:val="20"/>
-          <w:u w:val="none"/>
-        </w:rPr>
-        <w:t>• The version description update must not impact existing POS Client (Windows) functional flows.</w:t>
+        <w:t>3. The client logs in and runs stably after the update.</w:t>
       </w:r>
     </w:p>
     <w:sectPr>
